--- a/Test_Report_Template.docx
+++ b/Test_Report_Template.docx
@@ -325,7 +325,57 @@
                 <w:sz w:val="22"/>
                 <w:szCs w:val="32"/>
               </w:rPr>
-              <w:t>f.cve_cwe</w:t>
+              <w:t>f.cve_id</w:t>
+            </w:r>
+            <w:proofErr w:type="spellEnd"/>
+            <w:r>
+              <w:rPr>
+                <w:rFonts w:asciiTheme="minorHAnsi" w:hAnsiTheme="minorHAnsi" w:cstheme="minorHAnsi"/>
+                <w:sz w:val="22"/>
+                <w:szCs w:val="32"/>
+              </w:rPr>
+              <w:t xml:space="preserve"> }}</w:t>
+            </w:r>
+            <w:r>
+              <w:rPr>
+                <w:rFonts w:asciiTheme="minorHAnsi" w:hAnsiTheme="minorHAnsi" w:cstheme="minorHAnsi"/>
+                <w:sz w:val="22"/>
+                <w:szCs w:val="32"/>
+              </w:rPr>
+              <w:br/>
+            </w:r>
+            <w:r>
+              <w:rPr>
+                <w:rFonts w:asciiTheme="minorHAnsi" w:hAnsiTheme="minorHAnsi" w:cstheme="minorHAnsi"/>
+                <w:sz w:val="22"/>
+                <w:szCs w:val="32"/>
+              </w:rPr>
+              <w:t xml:space="preserve">{{ </w:t>
+            </w:r>
+            <w:proofErr w:type="spellStart"/>
+            <w:r>
+              <w:rPr>
+                <w:rFonts w:asciiTheme="minorHAnsi" w:hAnsiTheme="minorHAnsi" w:cstheme="minorHAnsi"/>
+                <w:sz w:val="22"/>
+                <w:szCs w:val="32"/>
+              </w:rPr>
+              <w:t>f.c</w:t>
+            </w:r>
+            <w:r>
+              <w:rPr>
+                <w:rFonts w:asciiTheme="minorHAnsi" w:hAnsiTheme="minorHAnsi" w:cstheme="minorHAnsi"/>
+                <w:sz w:val="22"/>
+                <w:szCs w:val="32"/>
+              </w:rPr>
+              <w:t>w</w:t>
+            </w:r>
+            <w:r>
+              <w:rPr>
+                <w:rFonts w:asciiTheme="minorHAnsi" w:hAnsiTheme="minorHAnsi" w:cstheme="minorHAnsi"/>
+                <w:sz w:val="22"/>
+                <w:szCs w:val="32"/>
+              </w:rPr>
+              <w:t>e_id</w:t>
             </w:r>
             <w:proofErr w:type="spellEnd"/>
             <w:r>
@@ -373,7 +423,7 @@
                 <w:sz w:val="22"/>
                 <w:szCs w:val="32"/>
               </w:rPr>
-              <w:t>VECTOR</w:t>
+              <w:t>RATING</w:t>
             </w:r>
             <w:r>
               <w:rPr>
@@ -414,7 +464,7 @@
                 <w:sz w:val="22"/>
                 <w:szCs w:val="32"/>
               </w:rPr>
-              <w:t>f.owasp_vector</w:t>
+              <w:t>f.owasp_risk_rating</w:t>
             </w:r>
             <w:proofErr w:type="spellEnd"/>
             <w:r>
@@ -575,65 +625,12 @@
               <w:t xml:space="preserve"> }}</w:t>
             </w:r>
           </w:p>
-        </w:tc>
-      </w:tr>
-      <w:tr>
-        <w:tc>
-          <w:tcPr>
-            <w:tcW w:w="8940" w:type="dxa"/>
-            <w:gridSpan w:val="2"/>
-          </w:tcPr>
           <w:p>
             <w:pPr>
-              <w:jc w:val="center"/>
-              <w:rPr>
-                <w:rFonts w:ascii="Calibri" w:hAnsi="Calibri" w:cs="Calibri"/>
-                <w:b/>
-                <w:bCs/>
-                <w:sz w:val="22"/>
-                <w:szCs w:val="32"/>
-              </w:rPr>
-            </w:pPr>
-            <w:r>
-              <w:rPr>
-                <w:rFonts w:ascii="Calibri" w:hAnsi="Calibri" w:cs="Calibri"/>
-                <w:b/>
-                <w:bCs/>
-                <w:sz w:val="22"/>
-                <w:szCs w:val="32"/>
-              </w:rPr>
-              <w:t>POC / SCREENSHOT</w:t>
-            </w:r>
-          </w:p>
-        </w:tc>
-      </w:tr>
-      <w:tr>
-        <w:tc>
-          <w:tcPr>
-            <w:tcW w:w="8940" w:type="dxa"/>
-            <w:gridSpan w:val="2"/>
-          </w:tcPr>
-          <w:p>
-            <w:pPr>
-              <w:rPr>
-                <w:rFonts w:ascii="Calibri" w:hAnsi="Calibri" w:cs="Calibri"/>
-              </w:rPr>
-            </w:pPr>
-          </w:p>
-          <w:p>
-            <w:pPr>
-              <w:rPr>
-                <w:rFonts w:ascii="Calibri" w:hAnsi="Calibri" w:cs="Calibri"/>
-              </w:rPr>
-            </w:pPr>
-            <w:r>
-              <w:t>(Evidence placeholder)</w:t>
-            </w:r>
-          </w:p>
-          <w:p>
-            <w:pPr>
-              <w:rPr>
-                <w:rFonts w:ascii="Calibri" w:hAnsi="Calibri" w:cs="Calibri"/>
+              <w:rPr>
+                <w:rFonts w:asciiTheme="minorHAnsi" w:hAnsiTheme="minorHAnsi" w:cstheme="minorHAnsi"/>
+                <w:sz w:val="22"/>
+                <w:szCs w:val="22"/>
               </w:rPr>
             </w:pPr>
           </w:p>
@@ -650,17 +647,21 @@
               <w:jc w:val="center"/>
               <w:rPr>
                 <w:rFonts w:ascii="Calibri" w:hAnsi="Calibri" w:cs="Calibri"/>
-              </w:rPr>
-            </w:pPr>
-            <w:r>
-              <w:rPr>
-                <w:rFonts w:ascii="Calibri" w:hAnsi="Calibri" w:cs="Calibri"/>
                 <w:b/>
                 <w:bCs/>
                 <w:sz w:val="22"/>
                 <w:szCs w:val="32"/>
               </w:rPr>
-              <w:t>OWASP RISK RATING</w:t>
+            </w:pPr>
+            <w:r>
+              <w:rPr>
+                <w:rFonts w:ascii="Calibri" w:hAnsi="Calibri" w:cs="Calibri"/>
+                <w:b/>
+                <w:bCs/>
+                <w:sz w:val="22"/>
+                <w:szCs w:val="32"/>
+              </w:rPr>
+              <w:t>POC / SCREENSHOT</w:t>
             </w:r>
           </w:p>
         </w:tc>
@@ -675,1802 +676,48 @@
             <w:pPr>
               <w:rPr>
                 <w:rFonts w:ascii="Calibri" w:hAnsi="Calibri" w:cs="Calibri"/>
-                <w:b/>
-                <w:bCs/>
-              </w:rPr>
-            </w:pPr>
-          </w:p>
-          <w:tbl>
-            <w:tblPr>
-              <w:tblW w:w="8646" w:type="dxa"/>
-              <w:tblInd w:w="62" w:type="dxa"/>
-              <w:tblBorders>
-                <w:top w:val="single" w:sz="4" w:space="0" w:color="C0C0C0"/>
-                <w:left w:val="single" w:sz="4" w:space="0" w:color="C0C0C0"/>
-                <w:bottom w:val="single" w:sz="4" w:space="0" w:color="C0C0C0"/>
-                <w:right w:val="single" w:sz="4" w:space="0" w:color="C0C0C0"/>
-                <w:insideH w:val="single" w:sz="4" w:space="0" w:color="C0C0C0"/>
-                <w:insideV w:val="single" w:sz="4" w:space="0" w:color="C0C0C0"/>
-              </w:tblBorders>
-              <w:tblLayout w:type="fixed"/>
-              <w:tblCellMar>
-                <w:left w:w="0" w:type="dxa"/>
-                <w:right w:w="0" w:type="dxa"/>
-              </w:tblCellMar>
-              <w:tblLook w:val="01E0" w:firstRow="1" w:lastRow="1" w:firstColumn="1" w:lastColumn="1" w:noHBand="0" w:noVBand="0"/>
-            </w:tblPr>
-            <w:tblGrid>
-              <w:gridCol w:w="1191"/>
-              <w:gridCol w:w="1048"/>
-              <w:gridCol w:w="1047"/>
-              <w:gridCol w:w="1061"/>
-              <w:gridCol w:w="1050"/>
-              <w:gridCol w:w="1051"/>
-              <w:gridCol w:w="1050"/>
-              <w:gridCol w:w="1148"/>
-            </w:tblGrid>
-            <w:tr>
-              <w:trPr>
-                <w:trHeight w:val="403"/>
-              </w:trPr>
-              <w:tc>
-                <w:tcPr>
-                  <w:tcW w:w="8646" w:type="dxa"/>
-                  <w:gridSpan w:val="8"/>
-                  <w:tcBorders>
-                    <w:top w:val="single" w:sz="4" w:space="0" w:color="C0C0C0"/>
-                    <w:left w:val="single" w:sz="4" w:space="0" w:color="C0C0C0"/>
-                    <w:bottom w:val="single" w:sz="4" w:space="0" w:color="C0C0C0"/>
-                    <w:right w:val="single" w:sz="4" w:space="0" w:color="C0C0C0"/>
-                  </w:tcBorders>
-                  <w:shd w:val="clear" w:color="auto" w:fill="D1D1D1" w:themeFill="background2" w:themeFillShade="E6"/>
-                  <w:hideMark/>
-                </w:tcPr>
-                <w:p>
-                  <w:pPr>
-                    <w:pStyle w:val="BodytextUSE"/>
-                    <w:jc w:val="center"/>
-                    <w:rPr>
-                      <w:rFonts w:ascii="Calibri" w:hAnsi="Calibri" w:cs="Calibri"/>
-                      <w:bCs w:val="0"/>
-                      <w:color w:val="333399"/>
-                      <w:sz w:val="16"/>
-                      <w:szCs w:val="16"/>
-                      <w:lang w:val="en-GB"/>
-                    </w:rPr>
-                  </w:pPr>
-                  <w:r>
-                    <w:rPr>
-                      <w:rFonts w:ascii="Calibri" w:hAnsi="Calibri" w:cs="Calibri"/>
-                      <w:bCs w:val="0"/>
-                      <w:color w:val="000000" w:themeColor="text1"/>
-                      <w:sz w:val="20"/>
-                      <w:szCs w:val="20"/>
-                      <w:lang w:val="en-GB"/>
-                    </w:rPr>
-                    <w:t>LIKELIHOOD</w:t>
-                  </w:r>
-                </w:p>
-              </w:tc>
-            </w:tr>
-            <w:tr>
-              <w:trPr>
-                <w:trHeight w:val="416"/>
-              </w:trPr>
-              <w:tc>
-                <w:tcPr>
-                  <w:tcW w:w="4347" w:type="dxa"/>
-                  <w:gridSpan w:val="4"/>
-                  <w:tcBorders>
-                    <w:top w:val="single" w:sz="4" w:space="0" w:color="C0C0C0"/>
-                    <w:left w:val="single" w:sz="4" w:space="0" w:color="C0C0C0"/>
-                    <w:bottom w:val="single" w:sz="4" w:space="0" w:color="C0C0C0"/>
-                    <w:right w:val="single" w:sz="4" w:space="0" w:color="C0C0C0"/>
-                  </w:tcBorders>
-                  <w:shd w:val="clear" w:color="auto" w:fill="FFFFFF" w:themeFill="background1"/>
-                  <w:hideMark/>
-                </w:tcPr>
-                <w:p>
-                  <w:pPr>
-                    <w:pStyle w:val="BodytextUSE"/>
-                    <w:jc w:val="center"/>
-                    <w:rPr>
-                      <w:rFonts w:ascii="Calibri" w:hAnsi="Calibri" w:cs="Calibri"/>
-                      <w:bCs w:val="0"/>
-                      <w:sz w:val="20"/>
-                      <w:szCs w:val="20"/>
-                      <w:lang w:val="en-GB"/>
-                    </w:rPr>
-                  </w:pPr>
-                  <w:r>
-                    <w:rPr>
-                      <w:rFonts w:ascii="Calibri" w:hAnsi="Calibri" w:cs="Calibri"/>
-                      <w:bCs w:val="0"/>
-                      <w:sz w:val="20"/>
-                      <w:szCs w:val="20"/>
-                      <w:lang w:val="en-GB"/>
-                    </w:rPr>
-                    <w:t>THREAT AGENT FACTOR</w:t>
-                  </w:r>
-                </w:p>
-              </w:tc>
-              <w:tc>
-                <w:tcPr>
-                  <w:tcW w:w="4299" w:type="dxa"/>
-                  <w:gridSpan w:val="4"/>
-                  <w:tcBorders>
-                    <w:top w:val="single" w:sz="4" w:space="0" w:color="C0C0C0"/>
-                    <w:left w:val="single" w:sz="4" w:space="0" w:color="C0C0C0"/>
-                    <w:bottom w:val="single" w:sz="4" w:space="0" w:color="C0C0C0"/>
-                    <w:right w:val="single" w:sz="4" w:space="0" w:color="C0C0C0"/>
-                  </w:tcBorders>
-                  <w:shd w:val="clear" w:color="auto" w:fill="FFFFFF" w:themeFill="background1"/>
-                  <w:hideMark/>
-                </w:tcPr>
-                <w:p>
-                  <w:pPr>
-                    <w:pStyle w:val="BodytextUSE"/>
-                    <w:tabs>
-                      <w:tab w:val="center" w:pos="1925"/>
-                    </w:tabs>
-                    <w:jc w:val="center"/>
-                    <w:rPr>
-                      <w:rFonts w:ascii="Calibri" w:hAnsi="Calibri" w:cs="Calibri"/>
-                      <w:bCs w:val="0"/>
-                      <w:sz w:val="20"/>
-                      <w:szCs w:val="20"/>
-                      <w:lang w:val="en-GB"/>
-                    </w:rPr>
-                  </w:pPr>
-                  <w:r>
-                    <w:rPr>
-                      <w:rFonts w:ascii="Calibri" w:hAnsi="Calibri" w:cs="Calibri"/>
-                      <w:bCs w:val="0"/>
-                      <w:sz w:val="20"/>
-                      <w:szCs w:val="20"/>
-                      <w:lang w:val="en-GB"/>
-                    </w:rPr>
-                    <w:t>VULNERABILITY FACTORS</w:t>
-                  </w:r>
-                </w:p>
-              </w:tc>
-            </w:tr>
-            <w:tr>
-              <w:trPr>
-                <w:trHeight w:val="696"/>
-              </w:trPr>
-              <w:tc>
-                <w:tcPr>
-                  <w:tcW w:w="1191" w:type="dxa"/>
-                  <w:tcBorders>
-                    <w:top w:val="single" w:sz="4" w:space="0" w:color="C0C0C0"/>
-                    <w:left w:val="single" w:sz="4" w:space="0" w:color="C0C0C0"/>
-                    <w:bottom w:val="single" w:sz="4" w:space="0" w:color="C0C0C0"/>
-                    <w:right w:val="single" w:sz="4" w:space="0" w:color="C0C0C0"/>
-                  </w:tcBorders>
-                  <w:shd w:val="clear" w:color="auto" w:fill="FFFFFF" w:themeFill="background1"/>
-                  <w:hideMark/>
-                </w:tcPr>
-                <w:p>
-                  <w:pPr>
-                    <w:pStyle w:val="BodytextUSE"/>
-                    <w:jc w:val="center"/>
-                    <w:rPr>
-                      <w:rFonts w:ascii="Calibri" w:hAnsi="Calibri" w:cs="Calibri"/>
-                      <w:b w:val="0"/>
-                      <w:bCs w:val="0"/>
-                      <w:sz w:val="18"/>
-                      <w:szCs w:val="18"/>
-                      <w:lang w:val="en-GB"/>
-                    </w:rPr>
-                  </w:pPr>
-                  <w:r>
-                    <w:rPr>
-                      <w:rFonts w:ascii="Calibri" w:hAnsi="Calibri" w:cs="Calibri"/>
-                      <w:b w:val="0"/>
-                      <w:bCs w:val="0"/>
-                      <w:sz w:val="18"/>
-                      <w:szCs w:val="18"/>
-                      <w:lang w:val="en-GB"/>
-                    </w:rPr>
-                    <w:t>Skill Level</w:t>
-                  </w:r>
-                </w:p>
-              </w:tc>
-              <w:tc>
-                <w:tcPr>
-                  <w:tcW w:w="1048" w:type="dxa"/>
-                  <w:tcBorders>
-                    <w:top w:val="single" w:sz="4" w:space="0" w:color="C0C0C0"/>
-                    <w:left w:val="single" w:sz="4" w:space="0" w:color="C0C0C0"/>
-                    <w:bottom w:val="single" w:sz="4" w:space="0" w:color="C0C0C0"/>
-                    <w:right w:val="single" w:sz="4" w:space="0" w:color="C0C0C0"/>
-                  </w:tcBorders>
-                  <w:shd w:val="clear" w:color="auto" w:fill="FFFFFF" w:themeFill="background1"/>
-                  <w:hideMark/>
-                </w:tcPr>
-                <w:p>
-                  <w:pPr>
-                    <w:pStyle w:val="BodytextUSE"/>
-                    <w:jc w:val="center"/>
-                    <w:rPr>
-                      <w:rFonts w:ascii="Calibri" w:hAnsi="Calibri" w:cs="Calibri"/>
-                      <w:b w:val="0"/>
-                      <w:bCs w:val="0"/>
-                      <w:sz w:val="18"/>
-                      <w:szCs w:val="18"/>
-                      <w:lang w:val="en-GB"/>
-                    </w:rPr>
-                  </w:pPr>
-                  <w:r>
-                    <w:rPr>
-                      <w:rFonts w:ascii="Calibri" w:hAnsi="Calibri" w:cs="Calibri"/>
-                      <w:b w:val="0"/>
-                      <w:bCs w:val="0"/>
-                      <w:sz w:val="18"/>
-                      <w:szCs w:val="18"/>
-                      <w:lang w:val="en-GB"/>
-                    </w:rPr>
-                    <w:t>Motive</w:t>
-                  </w:r>
-                </w:p>
-              </w:tc>
-              <w:tc>
-                <w:tcPr>
-                  <w:tcW w:w="1047" w:type="dxa"/>
-                  <w:tcBorders>
-                    <w:top w:val="single" w:sz="4" w:space="0" w:color="C0C0C0"/>
-                    <w:left w:val="single" w:sz="4" w:space="0" w:color="C0C0C0"/>
-                    <w:bottom w:val="single" w:sz="4" w:space="0" w:color="C0C0C0"/>
-                    <w:right w:val="single" w:sz="4" w:space="0" w:color="C0C0C0"/>
-                  </w:tcBorders>
-                  <w:shd w:val="clear" w:color="auto" w:fill="FFFFFF" w:themeFill="background1"/>
-                  <w:hideMark/>
-                </w:tcPr>
-                <w:p>
-                  <w:pPr>
-                    <w:pStyle w:val="BodytextUSE"/>
-                    <w:jc w:val="center"/>
-                    <w:rPr>
-                      <w:rFonts w:ascii="Calibri" w:hAnsi="Calibri" w:cs="Calibri"/>
-                      <w:b w:val="0"/>
-                      <w:bCs w:val="0"/>
-                      <w:sz w:val="18"/>
-                      <w:szCs w:val="18"/>
-                      <w:lang w:val="en-GB"/>
-                    </w:rPr>
-                  </w:pPr>
-                  <w:r>
-                    <w:rPr>
-                      <w:rFonts w:ascii="Calibri" w:hAnsi="Calibri" w:cs="Calibri"/>
-                      <w:b w:val="0"/>
-                      <w:bCs w:val="0"/>
-                      <w:sz w:val="18"/>
-                      <w:szCs w:val="18"/>
-                      <w:lang w:val="en-GB"/>
-                    </w:rPr>
-                    <w:t>Opportunity</w:t>
-                  </w:r>
-                </w:p>
-              </w:tc>
-              <w:tc>
-                <w:tcPr>
-                  <w:tcW w:w="1061" w:type="dxa"/>
-                  <w:tcBorders>
-                    <w:top w:val="single" w:sz="4" w:space="0" w:color="C0C0C0"/>
-                    <w:left w:val="single" w:sz="4" w:space="0" w:color="C0C0C0"/>
-                    <w:bottom w:val="single" w:sz="4" w:space="0" w:color="C0C0C0"/>
-                    <w:right w:val="single" w:sz="4" w:space="0" w:color="C0C0C0"/>
-                  </w:tcBorders>
-                  <w:shd w:val="clear" w:color="auto" w:fill="FFFFFF" w:themeFill="background1"/>
-                  <w:hideMark/>
-                </w:tcPr>
-                <w:p>
-                  <w:pPr>
-                    <w:pStyle w:val="BodytextUSE"/>
-                    <w:jc w:val="center"/>
-                    <w:rPr>
-                      <w:rFonts w:ascii="Calibri" w:hAnsi="Calibri" w:cs="Calibri"/>
-                      <w:b w:val="0"/>
-                      <w:bCs w:val="0"/>
-                      <w:sz w:val="18"/>
-                      <w:szCs w:val="18"/>
-                      <w:lang w:val="en-GB"/>
-                    </w:rPr>
-                  </w:pPr>
-                  <w:r>
-                    <w:rPr>
-                      <w:rFonts w:ascii="Calibri" w:hAnsi="Calibri" w:cs="Calibri"/>
-                      <w:b w:val="0"/>
-                      <w:bCs w:val="0"/>
-                      <w:sz w:val="18"/>
-                      <w:szCs w:val="18"/>
-                      <w:lang w:val="en-GB"/>
-                    </w:rPr>
-                    <w:t>Size</w:t>
-                  </w:r>
-                </w:p>
-              </w:tc>
-              <w:tc>
-                <w:tcPr>
-                  <w:tcW w:w="1050" w:type="dxa"/>
-                  <w:tcBorders>
-                    <w:top w:val="single" w:sz="4" w:space="0" w:color="C0C0C0"/>
-                    <w:left w:val="single" w:sz="4" w:space="0" w:color="C0C0C0"/>
-                    <w:bottom w:val="single" w:sz="4" w:space="0" w:color="C0C0C0"/>
-                    <w:right w:val="single" w:sz="4" w:space="0" w:color="C0C0C0"/>
-                  </w:tcBorders>
-                  <w:shd w:val="clear" w:color="auto" w:fill="FFFFFF" w:themeFill="background1"/>
-                  <w:hideMark/>
-                </w:tcPr>
-                <w:p>
-                  <w:pPr>
-                    <w:pStyle w:val="BodytextUSE"/>
-                    <w:jc w:val="center"/>
-                    <w:rPr>
-                      <w:rFonts w:ascii="Calibri" w:hAnsi="Calibri" w:cs="Calibri"/>
-                      <w:b w:val="0"/>
-                      <w:bCs w:val="0"/>
-                      <w:sz w:val="18"/>
-                      <w:szCs w:val="18"/>
-                      <w:lang w:val="en-GB"/>
-                    </w:rPr>
-                  </w:pPr>
-                  <w:r>
-                    <w:rPr>
-                      <w:rFonts w:ascii="Calibri" w:hAnsi="Calibri" w:cs="Calibri"/>
-                      <w:b w:val="0"/>
-                      <w:bCs w:val="0"/>
-                      <w:sz w:val="18"/>
-                      <w:szCs w:val="18"/>
-                      <w:lang w:val="en-GB"/>
-                    </w:rPr>
-                    <w:t>Ease of Discovery</w:t>
-                  </w:r>
-                </w:p>
-              </w:tc>
-              <w:tc>
-                <w:tcPr>
-                  <w:tcW w:w="1051" w:type="dxa"/>
-                  <w:tcBorders>
-                    <w:top w:val="single" w:sz="4" w:space="0" w:color="C0C0C0"/>
-                    <w:left w:val="single" w:sz="4" w:space="0" w:color="C0C0C0"/>
-                    <w:bottom w:val="single" w:sz="4" w:space="0" w:color="C0C0C0"/>
-                    <w:right w:val="single" w:sz="4" w:space="0" w:color="C0C0C0"/>
-                  </w:tcBorders>
-                  <w:shd w:val="clear" w:color="auto" w:fill="FFFFFF" w:themeFill="background1"/>
-                  <w:hideMark/>
-                </w:tcPr>
-                <w:p>
-                  <w:pPr>
-                    <w:pStyle w:val="BodytextUSE"/>
-                    <w:jc w:val="center"/>
-                    <w:rPr>
-                      <w:rFonts w:ascii="Calibri" w:hAnsi="Calibri" w:cs="Calibri"/>
-                      <w:b w:val="0"/>
-                      <w:bCs w:val="0"/>
-                      <w:sz w:val="18"/>
-                      <w:szCs w:val="18"/>
-                      <w:lang w:val="en-GB"/>
-                    </w:rPr>
-                  </w:pPr>
-                  <w:r>
-                    <w:rPr>
-                      <w:rFonts w:ascii="Calibri" w:hAnsi="Calibri" w:cs="Calibri"/>
-                      <w:b w:val="0"/>
-                      <w:bCs w:val="0"/>
-                      <w:sz w:val="18"/>
-                      <w:szCs w:val="18"/>
-                      <w:lang w:val="en-GB"/>
-                    </w:rPr>
-                    <w:t>Ease of Exploit</w:t>
-                  </w:r>
-                </w:p>
-              </w:tc>
-              <w:tc>
-                <w:tcPr>
-                  <w:tcW w:w="1050" w:type="dxa"/>
-                  <w:tcBorders>
-                    <w:top w:val="single" w:sz="4" w:space="0" w:color="C0C0C0"/>
-                    <w:left w:val="single" w:sz="4" w:space="0" w:color="C0C0C0"/>
-                    <w:bottom w:val="single" w:sz="4" w:space="0" w:color="C0C0C0"/>
-                    <w:right w:val="single" w:sz="4" w:space="0" w:color="C0C0C0"/>
-                  </w:tcBorders>
-                  <w:shd w:val="clear" w:color="auto" w:fill="FFFFFF" w:themeFill="background1"/>
-                  <w:hideMark/>
-                </w:tcPr>
-                <w:p>
-                  <w:pPr>
-                    <w:pStyle w:val="BodytextUSE"/>
-                    <w:jc w:val="center"/>
-                    <w:rPr>
-                      <w:rFonts w:ascii="Calibri" w:hAnsi="Calibri" w:cs="Calibri"/>
-                      <w:b w:val="0"/>
-                      <w:bCs w:val="0"/>
-                      <w:sz w:val="18"/>
-                      <w:szCs w:val="18"/>
-                      <w:lang w:val="en-GB"/>
-                    </w:rPr>
-                  </w:pPr>
-                  <w:r>
-                    <w:rPr>
-                      <w:rFonts w:ascii="Calibri" w:hAnsi="Calibri" w:cs="Calibri"/>
-                      <w:b w:val="0"/>
-                      <w:bCs w:val="0"/>
-                      <w:sz w:val="18"/>
-                      <w:szCs w:val="18"/>
-                      <w:lang w:val="en-GB"/>
-                    </w:rPr>
-                    <w:t>Awareness</w:t>
-                  </w:r>
-                </w:p>
-              </w:tc>
-              <w:tc>
-                <w:tcPr>
-                  <w:tcW w:w="1148" w:type="dxa"/>
-                  <w:tcBorders>
-                    <w:top w:val="single" w:sz="4" w:space="0" w:color="C0C0C0"/>
-                    <w:left w:val="single" w:sz="4" w:space="0" w:color="C0C0C0"/>
-                    <w:bottom w:val="single" w:sz="4" w:space="0" w:color="C0C0C0"/>
-                    <w:right w:val="single" w:sz="4" w:space="0" w:color="C0C0C0"/>
-                  </w:tcBorders>
-                  <w:shd w:val="clear" w:color="auto" w:fill="FFFFFF" w:themeFill="background1"/>
-                  <w:hideMark/>
-                </w:tcPr>
-                <w:p>
-                  <w:pPr>
-                    <w:pStyle w:val="BodytextUSE"/>
-                    <w:jc w:val="center"/>
-                    <w:rPr>
-                      <w:rFonts w:ascii="Calibri" w:hAnsi="Calibri" w:cs="Calibri"/>
-                      <w:b w:val="0"/>
-                      <w:bCs w:val="0"/>
-                      <w:sz w:val="18"/>
-                      <w:szCs w:val="18"/>
-                      <w:lang w:val="en-GB"/>
-                    </w:rPr>
-                  </w:pPr>
-                  <w:r>
-                    <w:rPr>
-                      <w:rFonts w:ascii="Calibri" w:hAnsi="Calibri" w:cs="Calibri"/>
-                      <w:b w:val="0"/>
-                      <w:bCs w:val="0"/>
-                      <w:sz w:val="18"/>
-                      <w:szCs w:val="18"/>
-                      <w:lang w:val="en-GB"/>
-                    </w:rPr>
-                    <w:t>Intrusion Detection</w:t>
-                  </w:r>
-                </w:p>
-              </w:tc>
-            </w:tr>
-            <w:tr>
-              <w:trPr>
-                <w:trHeight w:val="403"/>
-              </w:trPr>
-              <w:tc>
-                <w:tcPr>
-                  <w:tcW w:w="1191" w:type="dxa"/>
-                  <w:tcBorders>
-                    <w:top w:val="single" w:sz="4" w:space="0" w:color="C0C0C0"/>
-                    <w:left w:val="single" w:sz="4" w:space="0" w:color="C0C0C0"/>
-                    <w:bottom w:val="single" w:sz="4" w:space="0" w:color="C0C0C0"/>
-                    <w:right w:val="single" w:sz="4" w:space="0" w:color="C0C0C0"/>
-                  </w:tcBorders>
-                  <w:shd w:val="clear" w:color="auto" w:fill="F3F3F3"/>
-                </w:tcPr>
-                <w:p>
-                  <w:pPr>
-                    <w:pStyle w:val="BodytextUSE"/>
-                    <w:jc w:val="center"/>
-                    <w:rPr>
-                      <w:rFonts w:ascii="Calibri" w:hAnsi="Calibri" w:cs="Calibri"/>
-                      <w:bCs w:val="0"/>
-                      <w:sz w:val="18"/>
-                      <w:szCs w:val="18"/>
-                      <w:lang w:val="en-GB"/>
-                    </w:rPr>
-                  </w:pPr>
-                  <w:r>
-                    <w:rPr>
-                      <w:rFonts w:ascii="Calibri" w:hAnsi="Calibri" w:cs="Calibri"/>
-                      <w:bCs w:val="0"/>
-                      <w:sz w:val="18"/>
-                      <w:szCs w:val="18"/>
-                      <w:lang w:val="en-GB"/>
-                    </w:rPr>
-                    <w:t>9</w:t>
-                  </w:r>
-                </w:p>
-              </w:tc>
-              <w:tc>
-                <w:tcPr>
-                  <w:tcW w:w="1048" w:type="dxa"/>
-                  <w:tcBorders>
-                    <w:top w:val="single" w:sz="4" w:space="0" w:color="C0C0C0"/>
-                    <w:left w:val="single" w:sz="4" w:space="0" w:color="C0C0C0"/>
-                    <w:bottom w:val="single" w:sz="4" w:space="0" w:color="C0C0C0"/>
-                    <w:right w:val="single" w:sz="4" w:space="0" w:color="C0C0C0"/>
-                  </w:tcBorders>
-                  <w:shd w:val="clear" w:color="auto" w:fill="F3F3F3"/>
-                </w:tcPr>
-                <w:p>
-                  <w:pPr>
-                    <w:pStyle w:val="BodytextUSE"/>
-                    <w:jc w:val="center"/>
-                    <w:rPr>
-                      <w:rFonts w:ascii="Calibri" w:hAnsi="Calibri" w:cs="Calibri"/>
-                      <w:bCs w:val="0"/>
-                      <w:sz w:val="18"/>
-                      <w:szCs w:val="18"/>
-                      <w:lang w:val="en-GB"/>
-                    </w:rPr>
-                  </w:pPr>
-                  <w:r>
-                    <w:rPr>
-                      <w:rFonts w:ascii="Calibri" w:hAnsi="Calibri" w:cs="Calibri"/>
-                      <w:bCs w:val="0"/>
-                      <w:sz w:val="18"/>
-                      <w:szCs w:val="18"/>
-                      <w:lang w:val="en-GB"/>
-                    </w:rPr>
-                    <w:t>1</w:t>
-                  </w:r>
-                </w:p>
-              </w:tc>
-              <w:tc>
-                <w:tcPr>
-                  <w:tcW w:w="1047" w:type="dxa"/>
-                  <w:tcBorders>
-                    <w:top w:val="single" w:sz="4" w:space="0" w:color="C0C0C0"/>
-                    <w:left w:val="single" w:sz="4" w:space="0" w:color="C0C0C0"/>
-                    <w:bottom w:val="single" w:sz="4" w:space="0" w:color="C0C0C0"/>
-                    <w:right w:val="single" w:sz="4" w:space="0" w:color="C0C0C0"/>
-                  </w:tcBorders>
-                  <w:shd w:val="clear" w:color="auto" w:fill="F3F3F3"/>
-                </w:tcPr>
-                <w:p>
-                  <w:pPr>
-                    <w:pStyle w:val="BodytextUSE"/>
-                    <w:jc w:val="center"/>
-                    <w:rPr>
-                      <w:rFonts w:ascii="Calibri" w:hAnsi="Calibri" w:cs="Calibri"/>
-                      <w:bCs w:val="0"/>
-                      <w:sz w:val="18"/>
-                      <w:szCs w:val="18"/>
-                      <w:lang w:val="en-GB"/>
-                    </w:rPr>
-                  </w:pPr>
-                  <w:r>
-                    <w:rPr>
-                      <w:rFonts w:ascii="Calibri" w:hAnsi="Calibri" w:cs="Calibri"/>
-                      <w:bCs w:val="0"/>
-                      <w:sz w:val="18"/>
-                      <w:szCs w:val="18"/>
-                      <w:lang w:val="en-GB"/>
-                    </w:rPr>
-                    <w:t>0</w:t>
-                  </w:r>
-                </w:p>
-              </w:tc>
-              <w:tc>
-                <w:tcPr>
-                  <w:tcW w:w="1061" w:type="dxa"/>
-                  <w:tcBorders>
-                    <w:top w:val="single" w:sz="4" w:space="0" w:color="C0C0C0"/>
-                    <w:left w:val="single" w:sz="4" w:space="0" w:color="C0C0C0"/>
-                    <w:bottom w:val="single" w:sz="4" w:space="0" w:color="C0C0C0"/>
-                    <w:right w:val="single" w:sz="4" w:space="0" w:color="C0C0C0"/>
-                  </w:tcBorders>
-                  <w:shd w:val="clear" w:color="auto" w:fill="F3F3F3"/>
-                </w:tcPr>
-                <w:p>
-                  <w:pPr>
-                    <w:pStyle w:val="BodytextUSE"/>
-                    <w:jc w:val="center"/>
-                    <w:rPr>
-                      <w:rFonts w:ascii="Calibri" w:hAnsi="Calibri" w:cs="Calibri"/>
-                      <w:bCs w:val="0"/>
-                      <w:sz w:val="18"/>
-                      <w:szCs w:val="18"/>
-                      <w:lang w:val="en-GB"/>
-                    </w:rPr>
-                  </w:pPr>
-                  <w:r>
-                    <w:rPr>
-                      <w:rFonts w:ascii="Calibri" w:hAnsi="Calibri" w:cs="Calibri"/>
-                      <w:bCs w:val="0"/>
-                      <w:sz w:val="18"/>
-                      <w:szCs w:val="18"/>
-                      <w:lang w:val="en-GB"/>
-                    </w:rPr>
-                    <w:t>9</w:t>
-                  </w:r>
-                </w:p>
-              </w:tc>
-              <w:tc>
-                <w:tcPr>
-                  <w:tcW w:w="1050" w:type="dxa"/>
-                  <w:tcBorders>
-                    <w:top w:val="single" w:sz="4" w:space="0" w:color="C0C0C0"/>
-                    <w:left w:val="single" w:sz="4" w:space="0" w:color="C0C0C0"/>
-                    <w:bottom w:val="single" w:sz="4" w:space="0" w:color="C0C0C0"/>
-                    <w:right w:val="single" w:sz="4" w:space="0" w:color="C0C0C0"/>
-                  </w:tcBorders>
-                  <w:shd w:val="clear" w:color="auto" w:fill="F3F3F3"/>
-                </w:tcPr>
-                <w:p>
-                  <w:pPr>
-                    <w:pStyle w:val="BodytextUSE"/>
-                    <w:jc w:val="center"/>
-                    <w:rPr>
-                      <w:rFonts w:ascii="Calibri" w:hAnsi="Calibri" w:cs="Calibri"/>
-                      <w:bCs w:val="0"/>
-                      <w:sz w:val="18"/>
-                      <w:szCs w:val="18"/>
-                      <w:lang w:val="en-GB"/>
-                    </w:rPr>
-                  </w:pPr>
-                  <w:r>
-                    <w:rPr>
-                      <w:rFonts w:ascii="Calibri" w:hAnsi="Calibri" w:cs="Calibri"/>
-                      <w:bCs w:val="0"/>
-                      <w:sz w:val="18"/>
-                      <w:szCs w:val="18"/>
-                      <w:lang w:val="en-GB"/>
-                    </w:rPr>
-                    <w:t>9</w:t>
-                  </w:r>
-                </w:p>
-              </w:tc>
-              <w:tc>
-                <w:tcPr>
-                  <w:tcW w:w="1051" w:type="dxa"/>
-                  <w:tcBorders>
-                    <w:top w:val="single" w:sz="4" w:space="0" w:color="C0C0C0"/>
-                    <w:left w:val="single" w:sz="4" w:space="0" w:color="C0C0C0"/>
-                    <w:bottom w:val="single" w:sz="4" w:space="0" w:color="C0C0C0"/>
-                    <w:right w:val="single" w:sz="4" w:space="0" w:color="C0C0C0"/>
-                  </w:tcBorders>
-                  <w:shd w:val="clear" w:color="auto" w:fill="F3F3F3"/>
-                </w:tcPr>
-                <w:p>
-                  <w:pPr>
-                    <w:pStyle w:val="BodytextUSE"/>
-                    <w:jc w:val="center"/>
-                    <w:rPr>
-                      <w:rFonts w:ascii="Calibri" w:hAnsi="Calibri" w:cs="Calibri"/>
-                      <w:bCs w:val="0"/>
-                      <w:sz w:val="18"/>
-                      <w:szCs w:val="18"/>
-                      <w:lang w:val="en-GB"/>
-                    </w:rPr>
-                  </w:pPr>
-                  <w:r>
-                    <w:rPr>
-                      <w:rFonts w:ascii="Calibri" w:hAnsi="Calibri" w:cs="Calibri"/>
-                      <w:bCs w:val="0"/>
-                      <w:sz w:val="18"/>
-                      <w:szCs w:val="18"/>
-                      <w:lang w:val="en-GB"/>
-                    </w:rPr>
-                    <w:t>3</w:t>
-                  </w:r>
-                </w:p>
-              </w:tc>
-              <w:tc>
-                <w:tcPr>
-                  <w:tcW w:w="1050" w:type="dxa"/>
-                  <w:tcBorders>
-                    <w:top w:val="single" w:sz="4" w:space="0" w:color="C0C0C0"/>
-                    <w:left w:val="single" w:sz="4" w:space="0" w:color="C0C0C0"/>
-                    <w:bottom w:val="single" w:sz="4" w:space="0" w:color="C0C0C0"/>
-                    <w:right w:val="single" w:sz="4" w:space="0" w:color="C0C0C0"/>
-                  </w:tcBorders>
-                  <w:shd w:val="clear" w:color="auto" w:fill="F3F3F3"/>
-                </w:tcPr>
-                <w:p>
-                  <w:pPr>
-                    <w:pStyle w:val="BodytextUSE"/>
-                    <w:jc w:val="center"/>
-                    <w:rPr>
-                      <w:rFonts w:ascii="Calibri" w:hAnsi="Calibri" w:cs="Calibri"/>
-                      <w:bCs w:val="0"/>
-                      <w:sz w:val="18"/>
-                      <w:szCs w:val="18"/>
-                      <w:lang w:val="en-GB"/>
-                    </w:rPr>
-                  </w:pPr>
-                  <w:r>
-                    <w:rPr>
-                      <w:rFonts w:ascii="Calibri" w:hAnsi="Calibri" w:cs="Calibri"/>
-                      <w:bCs w:val="0"/>
-                      <w:sz w:val="18"/>
-                      <w:szCs w:val="18"/>
-                      <w:lang w:val="en-GB"/>
-                    </w:rPr>
-                    <w:t>9</w:t>
-                  </w:r>
-                </w:p>
-              </w:tc>
-              <w:tc>
-                <w:tcPr>
-                  <w:tcW w:w="1148" w:type="dxa"/>
-                  <w:tcBorders>
-                    <w:top w:val="single" w:sz="4" w:space="0" w:color="C0C0C0"/>
-                    <w:left w:val="single" w:sz="4" w:space="0" w:color="C0C0C0"/>
-                    <w:bottom w:val="single" w:sz="4" w:space="0" w:color="C0C0C0"/>
-                    <w:right w:val="single" w:sz="4" w:space="0" w:color="C0C0C0"/>
-                  </w:tcBorders>
-                  <w:shd w:val="clear" w:color="auto" w:fill="F3F3F3"/>
-                </w:tcPr>
-                <w:p>
-                  <w:pPr>
-                    <w:pStyle w:val="BodytextUSE"/>
-                    <w:jc w:val="center"/>
-                    <w:rPr>
-                      <w:rFonts w:ascii="Calibri" w:hAnsi="Calibri" w:cs="Calibri"/>
-                      <w:bCs w:val="0"/>
-                      <w:sz w:val="18"/>
-                      <w:szCs w:val="18"/>
-                      <w:lang w:val="en-GB"/>
-                    </w:rPr>
-                  </w:pPr>
-                  <w:r>
-                    <w:rPr>
-                      <w:rFonts w:ascii="Calibri" w:hAnsi="Calibri" w:cs="Calibri"/>
-                      <w:bCs w:val="0"/>
-                      <w:sz w:val="18"/>
-                      <w:szCs w:val="18"/>
-                      <w:lang w:val="en-GB"/>
-                    </w:rPr>
-                    <w:t>9</w:t>
-                  </w:r>
-                </w:p>
-              </w:tc>
-            </w:tr>
-            <w:tr>
-              <w:trPr>
-                <w:trHeight w:val="403"/>
-              </w:trPr>
-              <w:tc>
-                <w:tcPr>
-                  <w:tcW w:w="8646" w:type="dxa"/>
-                  <w:gridSpan w:val="8"/>
-                  <w:tcBorders>
-                    <w:top w:val="single" w:sz="4" w:space="0" w:color="C0C0C0"/>
-                    <w:left w:val="single" w:sz="4" w:space="0" w:color="C0C0C0"/>
-                    <w:bottom w:val="single" w:sz="4" w:space="0" w:color="C0C0C0"/>
-                    <w:right w:val="single" w:sz="4" w:space="0" w:color="C0C0C0"/>
-                  </w:tcBorders>
-                  <w:shd w:val="clear" w:color="auto" w:fill="FFFFFF" w:themeFill="background1"/>
-                  <w:hideMark/>
-                </w:tcPr>
-                <w:p>
-                  <w:pPr>
-                    <w:pStyle w:val="BodytextUSE"/>
-                    <w:jc w:val="center"/>
-                    <w:rPr>
-                      <w:rFonts w:ascii="Calibri" w:hAnsi="Calibri" w:cs="Calibri"/>
-                      <w:bCs w:val="0"/>
-                      <w:sz w:val="16"/>
-                      <w:szCs w:val="16"/>
-                      <w:lang w:val="en-GB"/>
-                    </w:rPr>
-                  </w:pPr>
-                  <w:r>
-                    <w:rPr>
-                      <w:rFonts w:ascii="Calibri" w:hAnsi="Calibri" w:cs="Calibri"/>
-                      <w:bCs w:val="0"/>
-                      <w:sz w:val="20"/>
-                      <w:szCs w:val="20"/>
-                      <w:lang w:val="en-GB"/>
-                    </w:rPr>
-                    <w:t>L</w:t>
-                  </w:r>
-                  <w:r>
-                    <w:rPr>
-                      <w:rFonts w:ascii="Calibri" w:hAnsi="Calibri" w:cs="Calibri"/>
-                      <w:bCs w:val="0"/>
-                      <w:sz w:val="20"/>
-                      <w:szCs w:val="20"/>
-                      <w:lang w:val="en-GB"/>
-                    </w:rPr>
-                    <w:t xml:space="preserve">ikelihood </w:t>
-                  </w:r>
-                  <w:r>
-                    <w:rPr>
-                      <w:rFonts w:ascii="Calibri" w:hAnsi="Calibri" w:cs="Calibri"/>
-                      <w:bCs w:val="0"/>
-                      <w:sz w:val="20"/>
-                      <w:szCs w:val="20"/>
-                      <w:lang w:val="en-GB"/>
-                    </w:rPr>
-                    <w:t xml:space="preserve">Score </w:t>
-                  </w:r>
-                  <w:r>
-                    <w:rPr>
-                      <w:rFonts w:ascii="Calibri" w:hAnsi="Calibri" w:cs="Calibri"/>
-                      <w:bCs w:val="0"/>
-                      <w:sz w:val="20"/>
-                      <w:szCs w:val="20"/>
-                      <w:lang w:val="en-GB"/>
-                    </w:rPr>
-                    <w:t>=</w:t>
-                  </w:r>
-                  <w:r>
-                    <w:rPr>
-                      <w:rFonts w:ascii="Calibri" w:hAnsi="Calibri" w:cs="Calibri"/>
-                      <w:sz w:val="20"/>
-                      <w:szCs w:val="20"/>
-                    </w:rPr>
-                    <w:t xml:space="preserve"> </w:t>
-                  </w:r>
-                  <w:r>
-                    <w:rPr>
-                      <w:rFonts w:ascii="Calibri" w:hAnsi="Calibri" w:cs="Calibri"/>
-                      <w:sz w:val="20"/>
-                      <w:szCs w:val="20"/>
-                    </w:rPr>
-                    <w:t>6.125</w:t>
-                  </w:r>
-                  <w:r>
-                    <w:rPr>
-                      <w:rFonts w:ascii="Calibri" w:hAnsi="Calibri" w:cs="Calibri"/>
-                      <w:sz w:val="20"/>
-                      <w:szCs w:val="20"/>
-                    </w:rPr>
-                    <w:t xml:space="preserve"> (</w:t>
-                  </w:r>
-                  <w:r>
-                    <w:rPr>
-                      <w:rFonts w:ascii="Calibri" w:hAnsi="Calibri" w:cs="Calibri"/>
-                      <w:sz w:val="20"/>
-                      <w:szCs w:val="20"/>
-                    </w:rPr>
-                    <w:t>High</w:t>
-                  </w:r>
-                  <w:r>
-                    <w:rPr>
-                      <w:rFonts w:ascii="Calibri" w:hAnsi="Calibri" w:cs="Calibri"/>
-                      <w:sz w:val="20"/>
-                      <w:szCs w:val="20"/>
-                    </w:rPr>
-                    <w:t>)</w:t>
-                  </w:r>
-                </w:p>
-              </w:tc>
-            </w:tr>
-          </w:tbl>
-          <w:p>
-            <w:pPr>
-              <w:pStyle w:val="BodytextUSE"/>
-              <w:ind w:left="720"/>
-              <w:jc w:val="both"/>
-              <w:rPr>
-                <w:rFonts w:ascii="Calibri" w:hAnsi="Calibri" w:cs="Calibri"/>
-                <w:b w:val="0"/>
-                <w:bCs w:val="0"/>
-                <w:sz w:val="18"/>
-                <w:szCs w:val="18"/>
-                <w:lang w:val="en-GB"/>
-              </w:rPr>
-            </w:pPr>
-          </w:p>
-          <w:tbl>
-            <w:tblPr>
-              <w:tblW w:w="8626" w:type="dxa"/>
-              <w:tblInd w:w="62" w:type="dxa"/>
-              <w:tblBorders>
-                <w:top w:val="single" w:sz="4" w:space="0" w:color="C0C0C0"/>
-                <w:left w:val="single" w:sz="4" w:space="0" w:color="C0C0C0"/>
-                <w:bottom w:val="single" w:sz="4" w:space="0" w:color="C0C0C0"/>
-                <w:right w:val="single" w:sz="4" w:space="0" w:color="C0C0C0"/>
-                <w:insideH w:val="single" w:sz="4" w:space="0" w:color="C0C0C0"/>
-                <w:insideV w:val="single" w:sz="4" w:space="0" w:color="C0C0C0"/>
-              </w:tblBorders>
-              <w:tblLayout w:type="fixed"/>
-              <w:tblCellMar>
-                <w:left w:w="0" w:type="dxa"/>
-                <w:right w:w="0" w:type="dxa"/>
-              </w:tblCellMar>
-              <w:tblLook w:val="01E0" w:firstRow="1" w:lastRow="1" w:firstColumn="1" w:lastColumn="1" w:noHBand="0" w:noVBand="0"/>
-            </w:tblPr>
-            <w:tblGrid>
-              <w:gridCol w:w="1194"/>
-              <w:gridCol w:w="1051"/>
-              <w:gridCol w:w="1045"/>
-              <w:gridCol w:w="1170"/>
-              <w:gridCol w:w="938"/>
-              <w:gridCol w:w="1051"/>
-              <w:gridCol w:w="1050"/>
-              <w:gridCol w:w="1127"/>
-            </w:tblGrid>
-            <w:tr>
-              <w:trPr>
-                <w:trHeight w:val="370"/>
-              </w:trPr>
-              <w:tc>
-                <w:tcPr>
-                  <w:tcW w:w="8626" w:type="dxa"/>
-                  <w:gridSpan w:val="8"/>
-                  <w:tcBorders>
-                    <w:top w:val="single" w:sz="4" w:space="0" w:color="C0C0C0"/>
-                    <w:left w:val="single" w:sz="4" w:space="0" w:color="C0C0C0"/>
-                    <w:bottom w:val="single" w:sz="4" w:space="0" w:color="C0C0C0"/>
-                    <w:right w:val="single" w:sz="4" w:space="0" w:color="C0C0C0"/>
-                  </w:tcBorders>
-                  <w:shd w:val="clear" w:color="auto" w:fill="D1D1D1" w:themeFill="background2" w:themeFillShade="E6"/>
-                  <w:hideMark/>
-                </w:tcPr>
-                <w:p>
-                  <w:pPr>
-                    <w:pStyle w:val="BodytextUSE"/>
-                    <w:jc w:val="center"/>
-                    <w:rPr>
-                      <w:rFonts w:ascii="Calibri" w:hAnsi="Calibri" w:cs="Calibri"/>
-                      <w:bCs w:val="0"/>
-                      <w:color w:val="333399"/>
-                      <w:sz w:val="16"/>
-                      <w:szCs w:val="16"/>
-                      <w:lang w:val="en-GB"/>
-                    </w:rPr>
-                  </w:pPr>
-                  <w:r>
-                    <w:rPr>
-                      <w:rFonts w:ascii="Calibri" w:hAnsi="Calibri" w:cs="Calibri"/>
-                      <w:bCs w:val="0"/>
-                      <w:color w:val="000000" w:themeColor="text1"/>
-                      <w:sz w:val="20"/>
-                      <w:szCs w:val="20"/>
-                      <w:lang w:val="en-GB"/>
-                    </w:rPr>
-                    <w:t>IMPACT</w:t>
-                  </w:r>
-                </w:p>
-              </w:tc>
-            </w:tr>
-            <w:tr>
-              <w:trPr>
-                <w:trHeight w:val="383"/>
-              </w:trPr>
-              <w:tc>
-                <w:tcPr>
-                  <w:tcW w:w="4460" w:type="dxa"/>
-                  <w:gridSpan w:val="4"/>
-                  <w:tcBorders>
-                    <w:top w:val="single" w:sz="4" w:space="0" w:color="C0C0C0"/>
-                    <w:left w:val="single" w:sz="4" w:space="0" w:color="C0C0C0"/>
-                    <w:bottom w:val="single" w:sz="4" w:space="0" w:color="C0C0C0"/>
-                    <w:right w:val="single" w:sz="4" w:space="0" w:color="C0C0C0"/>
-                  </w:tcBorders>
-                  <w:shd w:val="clear" w:color="auto" w:fill="FFFFFF" w:themeFill="background1"/>
-                  <w:hideMark/>
-                </w:tcPr>
-                <w:p>
-                  <w:pPr>
-                    <w:pStyle w:val="BodytextUSE"/>
-                    <w:jc w:val="center"/>
-                    <w:rPr>
-                      <w:rFonts w:ascii="Calibri" w:hAnsi="Calibri" w:cs="Calibri"/>
-                      <w:bCs w:val="0"/>
-                      <w:sz w:val="20"/>
-                      <w:szCs w:val="20"/>
-                      <w:lang w:val="en-GB"/>
-                    </w:rPr>
-                  </w:pPr>
-                  <w:r>
-                    <w:rPr>
-                      <w:rFonts w:ascii="Calibri" w:hAnsi="Calibri" w:cs="Calibri"/>
-                      <w:bCs w:val="0"/>
-                      <w:sz w:val="20"/>
-                      <w:szCs w:val="20"/>
-                      <w:lang w:val="en-GB"/>
-                    </w:rPr>
-                    <w:t>TECHNICAL IMPACT</w:t>
-                  </w:r>
-                </w:p>
-              </w:tc>
-              <w:tc>
-                <w:tcPr>
-                  <w:tcW w:w="4166" w:type="dxa"/>
-                  <w:gridSpan w:val="4"/>
-                  <w:tcBorders>
-                    <w:top w:val="single" w:sz="4" w:space="0" w:color="C0C0C0"/>
-                    <w:left w:val="single" w:sz="4" w:space="0" w:color="C0C0C0"/>
-                    <w:bottom w:val="single" w:sz="4" w:space="0" w:color="C0C0C0"/>
-                    <w:right w:val="single" w:sz="4" w:space="0" w:color="C0C0C0"/>
-                  </w:tcBorders>
-                  <w:shd w:val="clear" w:color="auto" w:fill="FFFFFF" w:themeFill="background1"/>
-                  <w:hideMark/>
-                </w:tcPr>
-                <w:p>
-                  <w:pPr>
-                    <w:pStyle w:val="BodytextUSE"/>
-                    <w:tabs>
-                      <w:tab w:val="center" w:pos="1925"/>
-                    </w:tabs>
-                    <w:jc w:val="center"/>
-                    <w:rPr>
-                      <w:rFonts w:ascii="Calibri" w:hAnsi="Calibri" w:cs="Calibri"/>
-                      <w:bCs w:val="0"/>
-                      <w:sz w:val="20"/>
-                      <w:szCs w:val="20"/>
-                      <w:lang w:val="en-GB"/>
-                    </w:rPr>
-                  </w:pPr>
-                  <w:r>
-                    <w:rPr>
-                      <w:rFonts w:ascii="Calibri" w:hAnsi="Calibri" w:cs="Calibri"/>
-                      <w:bCs w:val="0"/>
-                      <w:sz w:val="20"/>
-                      <w:szCs w:val="20"/>
-                      <w:lang w:val="en-GB"/>
-                    </w:rPr>
-                    <w:t>BUSINESS IMPACT</w:t>
-                  </w:r>
-                </w:p>
-              </w:tc>
-            </w:tr>
-            <w:tr>
-              <w:trPr>
-                <w:trHeight w:val="639"/>
-              </w:trPr>
-              <w:tc>
-                <w:tcPr>
-                  <w:tcW w:w="1194" w:type="dxa"/>
-                  <w:tcBorders>
-                    <w:top w:val="single" w:sz="4" w:space="0" w:color="C0C0C0"/>
-                    <w:left w:val="single" w:sz="4" w:space="0" w:color="C0C0C0"/>
-                    <w:bottom w:val="single" w:sz="4" w:space="0" w:color="C0C0C0"/>
-                    <w:right w:val="single" w:sz="4" w:space="0" w:color="C0C0C0"/>
-                  </w:tcBorders>
-                  <w:shd w:val="clear" w:color="auto" w:fill="FFFFFF" w:themeFill="background1"/>
-                  <w:hideMark/>
-                </w:tcPr>
-                <w:p>
-                  <w:pPr>
-                    <w:pStyle w:val="BodytextUSE"/>
-                    <w:jc w:val="center"/>
-                    <w:rPr>
-                      <w:rFonts w:ascii="Calibri" w:hAnsi="Calibri" w:cs="Calibri"/>
-                      <w:b w:val="0"/>
-                      <w:bCs w:val="0"/>
-                      <w:sz w:val="18"/>
-                      <w:szCs w:val="18"/>
-                      <w:lang w:val="en-GB"/>
-                    </w:rPr>
-                  </w:pPr>
-                  <w:r>
-                    <w:rPr>
-                      <w:rFonts w:ascii="Calibri" w:hAnsi="Calibri" w:cs="Calibri"/>
-                      <w:b w:val="0"/>
-                      <w:bCs w:val="0"/>
-                      <w:sz w:val="18"/>
-                      <w:szCs w:val="18"/>
-                      <w:lang w:val="en-GB"/>
-                    </w:rPr>
-                    <w:t>Confidentiality Loss</w:t>
-                  </w:r>
-                </w:p>
-              </w:tc>
-              <w:tc>
-                <w:tcPr>
-                  <w:tcW w:w="1051" w:type="dxa"/>
-                  <w:tcBorders>
-                    <w:top w:val="single" w:sz="4" w:space="0" w:color="C0C0C0"/>
-                    <w:left w:val="single" w:sz="4" w:space="0" w:color="C0C0C0"/>
-                    <w:bottom w:val="single" w:sz="4" w:space="0" w:color="C0C0C0"/>
-                    <w:right w:val="single" w:sz="4" w:space="0" w:color="C0C0C0"/>
-                  </w:tcBorders>
-                  <w:shd w:val="clear" w:color="auto" w:fill="FFFFFF" w:themeFill="background1"/>
-                  <w:hideMark/>
-                </w:tcPr>
-                <w:p>
-                  <w:pPr>
-                    <w:pStyle w:val="BodytextUSE"/>
-                    <w:jc w:val="center"/>
-                    <w:rPr>
-                      <w:rFonts w:ascii="Calibri" w:hAnsi="Calibri" w:cs="Calibri"/>
-                      <w:b w:val="0"/>
-                      <w:bCs w:val="0"/>
-                      <w:sz w:val="18"/>
-                      <w:szCs w:val="18"/>
-                      <w:lang w:val="en-GB"/>
-                    </w:rPr>
-                  </w:pPr>
-                  <w:r>
-                    <w:rPr>
-                      <w:rFonts w:ascii="Calibri" w:hAnsi="Calibri" w:cs="Calibri"/>
-                      <w:b w:val="0"/>
-                      <w:bCs w:val="0"/>
-                      <w:sz w:val="18"/>
-                      <w:szCs w:val="18"/>
-                      <w:lang w:val="en-GB"/>
-                    </w:rPr>
-                    <w:t>Integrity Loss</w:t>
-                  </w:r>
-                </w:p>
-              </w:tc>
-              <w:tc>
-                <w:tcPr>
-                  <w:tcW w:w="1045" w:type="dxa"/>
-                  <w:tcBorders>
-                    <w:top w:val="single" w:sz="4" w:space="0" w:color="C0C0C0"/>
-                    <w:left w:val="single" w:sz="4" w:space="0" w:color="C0C0C0"/>
-                    <w:bottom w:val="single" w:sz="4" w:space="0" w:color="C0C0C0"/>
-                    <w:right w:val="single" w:sz="4" w:space="0" w:color="C0C0C0"/>
-                  </w:tcBorders>
-                  <w:shd w:val="clear" w:color="auto" w:fill="FFFFFF" w:themeFill="background1"/>
-                  <w:hideMark/>
-                </w:tcPr>
-                <w:p>
-                  <w:pPr>
-                    <w:pStyle w:val="BodytextUSE"/>
-                    <w:jc w:val="center"/>
-                    <w:rPr>
-                      <w:rFonts w:ascii="Calibri" w:hAnsi="Calibri" w:cs="Calibri"/>
-                      <w:b w:val="0"/>
-                      <w:bCs w:val="0"/>
-                      <w:sz w:val="18"/>
-                      <w:szCs w:val="18"/>
-                      <w:lang w:val="en-GB"/>
-                    </w:rPr>
-                  </w:pPr>
-                  <w:r>
-                    <w:rPr>
-                      <w:rFonts w:ascii="Calibri" w:hAnsi="Calibri" w:cs="Calibri"/>
-                      <w:b w:val="0"/>
-                      <w:bCs w:val="0"/>
-                      <w:sz w:val="18"/>
-                      <w:szCs w:val="18"/>
-                      <w:lang w:val="en-GB"/>
-                    </w:rPr>
-                    <w:t>Availability Loss</w:t>
-                  </w:r>
-                </w:p>
-              </w:tc>
-              <w:tc>
-                <w:tcPr>
-                  <w:tcW w:w="1170" w:type="dxa"/>
-                  <w:tcBorders>
-                    <w:top w:val="single" w:sz="4" w:space="0" w:color="C0C0C0"/>
-                    <w:left w:val="single" w:sz="4" w:space="0" w:color="C0C0C0"/>
-                    <w:bottom w:val="single" w:sz="4" w:space="0" w:color="C0C0C0"/>
-                    <w:right w:val="single" w:sz="4" w:space="0" w:color="C0C0C0"/>
-                  </w:tcBorders>
-                  <w:shd w:val="clear" w:color="auto" w:fill="FFFFFF" w:themeFill="background1"/>
-                  <w:hideMark/>
-                </w:tcPr>
-                <w:p>
-                  <w:pPr>
-                    <w:pStyle w:val="BodytextUSE"/>
-                    <w:jc w:val="center"/>
-                    <w:rPr>
-                      <w:rFonts w:ascii="Calibri" w:hAnsi="Calibri" w:cs="Calibri"/>
-                      <w:b w:val="0"/>
-                      <w:bCs w:val="0"/>
-                      <w:sz w:val="18"/>
-                      <w:szCs w:val="18"/>
-                      <w:lang w:val="en-GB"/>
-                    </w:rPr>
-                  </w:pPr>
-                  <w:r>
-                    <w:rPr>
-                      <w:rFonts w:ascii="Calibri" w:hAnsi="Calibri" w:cs="Calibri"/>
-                      <w:b w:val="0"/>
-                      <w:bCs w:val="0"/>
-                      <w:sz w:val="18"/>
-                      <w:szCs w:val="18"/>
-                      <w:lang w:val="en-GB"/>
-                    </w:rPr>
-                    <w:t>Accountability Loss</w:t>
-                  </w:r>
-                </w:p>
-              </w:tc>
-              <w:tc>
-                <w:tcPr>
-                  <w:tcW w:w="938" w:type="dxa"/>
-                  <w:tcBorders>
-                    <w:top w:val="single" w:sz="4" w:space="0" w:color="C0C0C0"/>
-                    <w:left w:val="single" w:sz="4" w:space="0" w:color="C0C0C0"/>
-                    <w:bottom w:val="single" w:sz="4" w:space="0" w:color="C0C0C0"/>
-                    <w:right w:val="single" w:sz="4" w:space="0" w:color="C0C0C0"/>
-                  </w:tcBorders>
-                  <w:shd w:val="clear" w:color="auto" w:fill="FFFFFF" w:themeFill="background1"/>
-                  <w:hideMark/>
-                </w:tcPr>
-                <w:p>
-                  <w:pPr>
-                    <w:pStyle w:val="BodytextUSE"/>
-                    <w:jc w:val="center"/>
-                    <w:rPr>
-                      <w:rFonts w:ascii="Calibri" w:hAnsi="Calibri" w:cs="Calibri"/>
-                      <w:b w:val="0"/>
-                      <w:bCs w:val="0"/>
-                      <w:sz w:val="18"/>
-                      <w:szCs w:val="18"/>
-                      <w:lang w:val="en-GB"/>
-                    </w:rPr>
-                  </w:pPr>
-                  <w:r>
-                    <w:rPr>
-                      <w:rFonts w:ascii="Calibri" w:hAnsi="Calibri" w:cs="Calibri"/>
-                      <w:b w:val="0"/>
-                      <w:bCs w:val="0"/>
-                      <w:sz w:val="18"/>
-                      <w:szCs w:val="18"/>
-                      <w:lang w:val="en-GB"/>
-                    </w:rPr>
-                    <w:t xml:space="preserve">Financial </w:t>
-                  </w:r>
-                  <w:r>
-                    <w:rPr>
-                      <w:rFonts w:ascii="Calibri" w:hAnsi="Calibri" w:cs="Calibri"/>
-                      <w:b w:val="0"/>
-                      <w:bCs w:val="0"/>
-                      <w:sz w:val="18"/>
-                      <w:szCs w:val="18"/>
-                      <w:lang w:val="en-GB"/>
-                    </w:rPr>
-                    <w:t>D</w:t>
-                  </w:r>
-                  <w:r>
-                    <w:rPr>
-                      <w:rFonts w:ascii="Calibri" w:hAnsi="Calibri" w:cs="Calibri"/>
-                      <w:b w:val="0"/>
-                      <w:bCs w:val="0"/>
-                      <w:sz w:val="18"/>
-                      <w:szCs w:val="18"/>
-                      <w:lang w:val="en-GB"/>
-                    </w:rPr>
-                    <w:t>amage</w:t>
-                  </w:r>
-                </w:p>
-              </w:tc>
-              <w:tc>
-                <w:tcPr>
-                  <w:tcW w:w="1051" w:type="dxa"/>
-                  <w:tcBorders>
-                    <w:top w:val="single" w:sz="4" w:space="0" w:color="C0C0C0"/>
-                    <w:left w:val="single" w:sz="4" w:space="0" w:color="C0C0C0"/>
-                    <w:bottom w:val="single" w:sz="4" w:space="0" w:color="C0C0C0"/>
-                    <w:right w:val="single" w:sz="4" w:space="0" w:color="C0C0C0"/>
-                  </w:tcBorders>
-                  <w:shd w:val="clear" w:color="auto" w:fill="FFFFFF" w:themeFill="background1"/>
-                  <w:hideMark/>
-                </w:tcPr>
-                <w:p>
-                  <w:pPr>
-                    <w:pStyle w:val="BodytextUSE"/>
-                    <w:jc w:val="center"/>
-                    <w:rPr>
-                      <w:rFonts w:ascii="Calibri" w:hAnsi="Calibri" w:cs="Calibri"/>
-                      <w:b w:val="0"/>
-                      <w:bCs w:val="0"/>
-                      <w:sz w:val="18"/>
-                      <w:szCs w:val="18"/>
-                      <w:lang w:val="en-GB"/>
-                    </w:rPr>
-                  </w:pPr>
-                  <w:r>
-                    <w:rPr>
-                      <w:rFonts w:ascii="Calibri" w:hAnsi="Calibri" w:cs="Calibri"/>
-                      <w:b w:val="0"/>
-                      <w:bCs w:val="0"/>
-                      <w:sz w:val="18"/>
-                      <w:szCs w:val="18"/>
-                      <w:lang w:val="en-GB"/>
-                    </w:rPr>
-                    <w:t xml:space="preserve">Reputation </w:t>
-                  </w:r>
-                  <w:r>
-                    <w:rPr>
-                      <w:rFonts w:ascii="Calibri" w:hAnsi="Calibri" w:cs="Calibri"/>
-                      <w:b w:val="0"/>
-                      <w:bCs w:val="0"/>
-                      <w:sz w:val="18"/>
-                      <w:szCs w:val="18"/>
-                      <w:lang w:val="en-GB"/>
-                    </w:rPr>
-                    <w:t>D</w:t>
-                  </w:r>
-                  <w:r>
-                    <w:rPr>
-                      <w:rFonts w:ascii="Calibri" w:hAnsi="Calibri" w:cs="Calibri"/>
-                      <w:b w:val="0"/>
-                      <w:bCs w:val="0"/>
-                      <w:sz w:val="18"/>
-                      <w:szCs w:val="18"/>
-                      <w:lang w:val="en-GB"/>
-                    </w:rPr>
-                    <w:t>amage</w:t>
-                  </w:r>
-                </w:p>
-              </w:tc>
-              <w:tc>
-                <w:tcPr>
-                  <w:tcW w:w="1050" w:type="dxa"/>
-                  <w:tcBorders>
-                    <w:top w:val="single" w:sz="4" w:space="0" w:color="C0C0C0"/>
-                    <w:left w:val="single" w:sz="4" w:space="0" w:color="C0C0C0"/>
-                    <w:bottom w:val="single" w:sz="4" w:space="0" w:color="C0C0C0"/>
-                    <w:right w:val="single" w:sz="4" w:space="0" w:color="C0C0C0"/>
-                  </w:tcBorders>
-                  <w:shd w:val="clear" w:color="auto" w:fill="FFFFFF" w:themeFill="background1"/>
-                  <w:hideMark/>
-                </w:tcPr>
-                <w:p>
-                  <w:pPr>
-                    <w:pStyle w:val="BodytextUSE"/>
-                    <w:jc w:val="center"/>
-                    <w:rPr>
-                      <w:rFonts w:ascii="Calibri" w:hAnsi="Calibri" w:cs="Calibri"/>
-                      <w:b w:val="0"/>
-                      <w:bCs w:val="0"/>
-                      <w:sz w:val="18"/>
-                      <w:szCs w:val="18"/>
-                      <w:lang w:val="en-GB"/>
-                    </w:rPr>
-                  </w:pPr>
-                  <w:r>
-                    <w:rPr>
-                      <w:rFonts w:ascii="Calibri" w:hAnsi="Calibri" w:cs="Calibri"/>
-                      <w:b w:val="0"/>
-                      <w:bCs w:val="0"/>
-                      <w:sz w:val="18"/>
-                      <w:szCs w:val="18"/>
-                      <w:lang w:val="en-GB"/>
-                    </w:rPr>
-                    <w:t>Non-compliance</w:t>
-                  </w:r>
-                </w:p>
-              </w:tc>
-              <w:tc>
-                <w:tcPr>
-                  <w:tcW w:w="1127" w:type="dxa"/>
-                  <w:tcBorders>
-                    <w:top w:val="single" w:sz="4" w:space="0" w:color="C0C0C0"/>
-                    <w:left w:val="single" w:sz="4" w:space="0" w:color="C0C0C0"/>
-                    <w:bottom w:val="single" w:sz="4" w:space="0" w:color="C0C0C0"/>
-                    <w:right w:val="single" w:sz="4" w:space="0" w:color="C0C0C0"/>
-                  </w:tcBorders>
-                  <w:shd w:val="clear" w:color="auto" w:fill="FFFFFF" w:themeFill="background1"/>
-                  <w:hideMark/>
-                </w:tcPr>
-                <w:p>
-                  <w:pPr>
-                    <w:pStyle w:val="BodytextUSE"/>
-                    <w:jc w:val="center"/>
-                    <w:rPr>
-                      <w:rFonts w:ascii="Calibri" w:hAnsi="Calibri" w:cs="Calibri"/>
-                      <w:b w:val="0"/>
-                      <w:bCs w:val="0"/>
-                      <w:sz w:val="18"/>
-                      <w:szCs w:val="18"/>
-                      <w:lang w:val="en-GB"/>
-                    </w:rPr>
-                  </w:pPr>
-                  <w:r>
-                    <w:rPr>
-                      <w:rFonts w:ascii="Calibri" w:hAnsi="Calibri" w:cs="Calibri"/>
-                      <w:b w:val="0"/>
-                      <w:bCs w:val="0"/>
-                      <w:sz w:val="18"/>
-                      <w:szCs w:val="18"/>
-                      <w:lang w:val="en-GB"/>
-                    </w:rPr>
-                    <w:t xml:space="preserve">Privacy </w:t>
-                  </w:r>
-                  <w:r>
-                    <w:rPr>
-                      <w:rFonts w:ascii="Calibri" w:hAnsi="Calibri" w:cs="Calibri"/>
-                      <w:b w:val="0"/>
-                      <w:bCs w:val="0"/>
-                      <w:sz w:val="18"/>
-                      <w:szCs w:val="18"/>
-                      <w:lang w:val="en-GB"/>
-                    </w:rPr>
-                    <w:t>V</w:t>
-                  </w:r>
-                  <w:r>
-                    <w:rPr>
-                      <w:rFonts w:ascii="Calibri" w:hAnsi="Calibri" w:cs="Calibri"/>
-                      <w:b w:val="0"/>
-                      <w:bCs w:val="0"/>
-                      <w:sz w:val="18"/>
-                      <w:szCs w:val="18"/>
-                      <w:lang w:val="en-GB"/>
-                    </w:rPr>
-                    <w:t>iolation</w:t>
-                  </w:r>
-                </w:p>
-              </w:tc>
-            </w:tr>
-            <w:tr>
-              <w:trPr>
-                <w:trHeight w:val="370"/>
-              </w:trPr>
-              <w:tc>
-                <w:tcPr>
-                  <w:tcW w:w="1194" w:type="dxa"/>
-                  <w:tcBorders>
-                    <w:top w:val="single" w:sz="4" w:space="0" w:color="C0C0C0"/>
-                    <w:left w:val="single" w:sz="4" w:space="0" w:color="C0C0C0"/>
-                    <w:bottom w:val="single" w:sz="4" w:space="0" w:color="C0C0C0"/>
-                    <w:right w:val="single" w:sz="4" w:space="0" w:color="C0C0C0"/>
-                  </w:tcBorders>
-                  <w:shd w:val="clear" w:color="auto" w:fill="F3F3F3"/>
-                </w:tcPr>
-                <w:p>
-                  <w:pPr>
-                    <w:pStyle w:val="BodytextUSE"/>
-                    <w:jc w:val="center"/>
-                    <w:rPr>
-                      <w:rFonts w:ascii="Calibri" w:hAnsi="Calibri" w:cs="Calibri"/>
-                      <w:bCs w:val="0"/>
-                      <w:sz w:val="18"/>
-                      <w:szCs w:val="18"/>
-                      <w:lang w:val="en-GB"/>
-                    </w:rPr>
-                  </w:pPr>
-                  <w:r>
-                    <w:rPr>
-                      <w:rFonts w:ascii="Calibri" w:hAnsi="Calibri" w:cs="Calibri"/>
-                      <w:bCs w:val="0"/>
-                      <w:sz w:val="18"/>
-                      <w:szCs w:val="18"/>
-                      <w:lang w:val="en-GB"/>
-                    </w:rPr>
-                    <w:t>2</w:t>
-                  </w:r>
-                </w:p>
-              </w:tc>
-              <w:tc>
-                <w:tcPr>
-                  <w:tcW w:w="1051" w:type="dxa"/>
-                  <w:tcBorders>
-                    <w:top w:val="single" w:sz="4" w:space="0" w:color="C0C0C0"/>
-                    <w:left w:val="single" w:sz="4" w:space="0" w:color="C0C0C0"/>
-                    <w:bottom w:val="single" w:sz="4" w:space="0" w:color="C0C0C0"/>
-                    <w:right w:val="single" w:sz="4" w:space="0" w:color="C0C0C0"/>
-                  </w:tcBorders>
-                  <w:shd w:val="clear" w:color="auto" w:fill="F3F3F3"/>
-                </w:tcPr>
-                <w:p>
-                  <w:pPr>
-                    <w:pStyle w:val="BodytextUSE"/>
-                    <w:jc w:val="center"/>
-                    <w:rPr>
-                      <w:rFonts w:ascii="Calibri" w:hAnsi="Calibri" w:cs="Calibri"/>
-                      <w:bCs w:val="0"/>
-                      <w:sz w:val="18"/>
-                      <w:szCs w:val="18"/>
-                      <w:lang w:val="en-GB"/>
-                    </w:rPr>
-                  </w:pPr>
-                  <w:r>
-                    <w:rPr>
-                      <w:rFonts w:ascii="Calibri" w:hAnsi="Calibri" w:cs="Calibri"/>
-                      <w:bCs w:val="0"/>
-                      <w:sz w:val="18"/>
-                      <w:szCs w:val="18"/>
-                      <w:lang w:val="en-GB"/>
-                    </w:rPr>
-                    <w:t>9</w:t>
-                  </w:r>
-                </w:p>
-              </w:tc>
-              <w:tc>
-                <w:tcPr>
-                  <w:tcW w:w="1045" w:type="dxa"/>
-                  <w:tcBorders>
-                    <w:top w:val="single" w:sz="4" w:space="0" w:color="C0C0C0"/>
-                    <w:left w:val="single" w:sz="4" w:space="0" w:color="C0C0C0"/>
-                    <w:bottom w:val="single" w:sz="4" w:space="0" w:color="C0C0C0"/>
-                    <w:right w:val="single" w:sz="4" w:space="0" w:color="C0C0C0"/>
-                  </w:tcBorders>
-                  <w:shd w:val="clear" w:color="auto" w:fill="F3F3F3"/>
-                </w:tcPr>
-                <w:p>
-                  <w:pPr>
-                    <w:pStyle w:val="BodytextUSE"/>
-                    <w:jc w:val="center"/>
-                    <w:rPr>
-                      <w:rFonts w:ascii="Calibri" w:hAnsi="Calibri" w:cs="Calibri"/>
-                      <w:bCs w:val="0"/>
-                      <w:sz w:val="18"/>
-                      <w:szCs w:val="18"/>
-                      <w:lang w:val="en-GB"/>
-                    </w:rPr>
-                  </w:pPr>
-                  <w:r>
-                    <w:rPr>
-                      <w:rFonts w:ascii="Calibri" w:hAnsi="Calibri" w:cs="Calibri"/>
-                      <w:bCs w:val="0"/>
-                      <w:sz w:val="18"/>
-                      <w:szCs w:val="18"/>
-                      <w:lang w:val="en-GB"/>
-                    </w:rPr>
-                    <w:t>9</w:t>
-                  </w:r>
-                </w:p>
-              </w:tc>
-              <w:tc>
-                <w:tcPr>
-                  <w:tcW w:w="1170" w:type="dxa"/>
-                  <w:tcBorders>
-                    <w:top w:val="single" w:sz="4" w:space="0" w:color="C0C0C0"/>
-                    <w:left w:val="single" w:sz="4" w:space="0" w:color="C0C0C0"/>
-                    <w:bottom w:val="single" w:sz="4" w:space="0" w:color="C0C0C0"/>
-                    <w:right w:val="single" w:sz="4" w:space="0" w:color="C0C0C0"/>
-                  </w:tcBorders>
-                  <w:shd w:val="clear" w:color="auto" w:fill="F3F3F3"/>
-                </w:tcPr>
-                <w:p>
-                  <w:pPr>
-                    <w:pStyle w:val="BodytextUSE"/>
-                    <w:jc w:val="center"/>
-                    <w:rPr>
-                      <w:rFonts w:ascii="Calibri" w:hAnsi="Calibri" w:cs="Calibri"/>
-                      <w:bCs w:val="0"/>
-                      <w:sz w:val="18"/>
-                      <w:szCs w:val="18"/>
-                      <w:lang w:val="en-GB"/>
-                    </w:rPr>
-                  </w:pPr>
-                  <w:r>
-                    <w:rPr>
-                      <w:rFonts w:ascii="Calibri" w:hAnsi="Calibri" w:cs="Calibri"/>
-                      <w:bCs w:val="0"/>
-                      <w:sz w:val="18"/>
-                      <w:szCs w:val="18"/>
-                      <w:lang w:val="en-GB"/>
-                    </w:rPr>
-                    <w:t>9</w:t>
-                  </w:r>
-                </w:p>
-              </w:tc>
-              <w:tc>
-                <w:tcPr>
-                  <w:tcW w:w="938" w:type="dxa"/>
-                  <w:tcBorders>
-                    <w:top w:val="single" w:sz="4" w:space="0" w:color="C0C0C0"/>
-                    <w:left w:val="single" w:sz="4" w:space="0" w:color="C0C0C0"/>
-                    <w:bottom w:val="single" w:sz="4" w:space="0" w:color="C0C0C0"/>
-                    <w:right w:val="single" w:sz="4" w:space="0" w:color="C0C0C0"/>
-                  </w:tcBorders>
-                  <w:shd w:val="clear" w:color="auto" w:fill="F3F3F3"/>
-                </w:tcPr>
-                <w:p>
-                  <w:pPr>
-                    <w:pStyle w:val="BodytextUSE"/>
-                    <w:jc w:val="center"/>
-                    <w:rPr>
-                      <w:rFonts w:ascii="Calibri" w:hAnsi="Calibri" w:cs="Calibri"/>
-                      <w:bCs w:val="0"/>
-                      <w:sz w:val="18"/>
-                      <w:szCs w:val="18"/>
-                      <w:lang w:val="en-GB"/>
-                    </w:rPr>
-                  </w:pPr>
-                  <w:r>
-                    <w:rPr>
-                      <w:rFonts w:ascii="Calibri" w:hAnsi="Calibri" w:cs="Calibri"/>
-                      <w:bCs w:val="0"/>
-                      <w:sz w:val="18"/>
-                      <w:szCs w:val="18"/>
-                      <w:lang w:val="en-GB"/>
-                    </w:rPr>
-                    <w:t>1</w:t>
-                  </w:r>
-                </w:p>
-              </w:tc>
-              <w:tc>
-                <w:tcPr>
-                  <w:tcW w:w="1051" w:type="dxa"/>
-                  <w:tcBorders>
-                    <w:top w:val="single" w:sz="4" w:space="0" w:color="C0C0C0"/>
-                    <w:left w:val="single" w:sz="4" w:space="0" w:color="C0C0C0"/>
-                    <w:bottom w:val="single" w:sz="4" w:space="0" w:color="C0C0C0"/>
-                    <w:right w:val="single" w:sz="4" w:space="0" w:color="C0C0C0"/>
-                  </w:tcBorders>
-                  <w:shd w:val="clear" w:color="auto" w:fill="F3F3F3"/>
-                </w:tcPr>
-                <w:p>
-                  <w:pPr>
-                    <w:pStyle w:val="BodytextUSE"/>
-                    <w:jc w:val="center"/>
-                    <w:rPr>
-                      <w:rFonts w:ascii="Calibri" w:hAnsi="Calibri" w:cs="Calibri"/>
-                      <w:bCs w:val="0"/>
-                      <w:sz w:val="18"/>
-                      <w:szCs w:val="18"/>
-                      <w:lang w:val="en-GB"/>
-                    </w:rPr>
-                  </w:pPr>
-                  <w:r>
-                    <w:rPr>
-                      <w:rFonts w:ascii="Calibri" w:hAnsi="Calibri" w:cs="Calibri"/>
-                      <w:bCs w:val="0"/>
-                      <w:sz w:val="18"/>
-                      <w:szCs w:val="18"/>
-                      <w:lang w:val="en-GB"/>
-                    </w:rPr>
-                    <w:t>9</w:t>
-                  </w:r>
-                </w:p>
-              </w:tc>
-              <w:tc>
-                <w:tcPr>
-                  <w:tcW w:w="1050" w:type="dxa"/>
-                  <w:tcBorders>
-                    <w:top w:val="single" w:sz="4" w:space="0" w:color="C0C0C0"/>
-                    <w:left w:val="single" w:sz="4" w:space="0" w:color="C0C0C0"/>
-                    <w:bottom w:val="single" w:sz="4" w:space="0" w:color="C0C0C0"/>
-                    <w:right w:val="single" w:sz="4" w:space="0" w:color="C0C0C0"/>
-                  </w:tcBorders>
-                  <w:shd w:val="clear" w:color="auto" w:fill="F3F3F3"/>
-                </w:tcPr>
-                <w:p>
-                  <w:pPr>
-                    <w:pStyle w:val="BodytextUSE"/>
-                    <w:jc w:val="center"/>
-                    <w:rPr>
-                      <w:rFonts w:ascii="Calibri" w:hAnsi="Calibri" w:cs="Calibri"/>
-                      <w:bCs w:val="0"/>
-                      <w:sz w:val="18"/>
-                      <w:szCs w:val="18"/>
-                      <w:lang w:val="en-GB"/>
-                    </w:rPr>
-                  </w:pPr>
-                  <w:r>
-                    <w:rPr>
-                      <w:rFonts w:ascii="Calibri" w:hAnsi="Calibri" w:cs="Calibri"/>
-                      <w:bCs w:val="0"/>
-                      <w:sz w:val="18"/>
-                      <w:szCs w:val="18"/>
-                      <w:lang w:val="en-GB"/>
-                    </w:rPr>
-                    <w:t>7</w:t>
-                  </w:r>
-                </w:p>
-              </w:tc>
-              <w:tc>
-                <w:tcPr>
-                  <w:tcW w:w="1127" w:type="dxa"/>
-                  <w:tcBorders>
-                    <w:top w:val="single" w:sz="4" w:space="0" w:color="C0C0C0"/>
-                    <w:left w:val="single" w:sz="4" w:space="0" w:color="C0C0C0"/>
-                    <w:bottom w:val="single" w:sz="4" w:space="0" w:color="C0C0C0"/>
-                    <w:right w:val="single" w:sz="4" w:space="0" w:color="C0C0C0"/>
-                  </w:tcBorders>
-                  <w:shd w:val="clear" w:color="auto" w:fill="F3F3F3"/>
-                </w:tcPr>
-                <w:p>
-                  <w:pPr>
-                    <w:pStyle w:val="BodytextUSE"/>
-                    <w:jc w:val="center"/>
-                    <w:rPr>
-                      <w:rFonts w:ascii="Calibri" w:hAnsi="Calibri" w:cs="Calibri"/>
-                      <w:bCs w:val="0"/>
-                      <w:sz w:val="18"/>
-                      <w:szCs w:val="18"/>
-                      <w:lang w:val="en-GB"/>
-                    </w:rPr>
-                  </w:pPr>
-                  <w:r>
-                    <w:rPr>
-                      <w:rFonts w:ascii="Calibri" w:hAnsi="Calibri" w:cs="Calibri"/>
-                      <w:bCs w:val="0"/>
-                      <w:sz w:val="18"/>
-                      <w:szCs w:val="18"/>
-                      <w:lang w:val="en-GB"/>
-                    </w:rPr>
-                    <w:t>7</w:t>
-                  </w:r>
-                </w:p>
-              </w:tc>
-            </w:tr>
-            <w:tr>
-              <w:trPr>
-                <w:trHeight w:val="370"/>
-              </w:trPr>
-              <w:tc>
-                <w:tcPr>
-                  <w:tcW w:w="8626" w:type="dxa"/>
-                  <w:gridSpan w:val="8"/>
-                  <w:tcBorders>
-                    <w:top w:val="single" w:sz="4" w:space="0" w:color="C0C0C0"/>
-                    <w:left w:val="single" w:sz="4" w:space="0" w:color="C0C0C0"/>
-                    <w:bottom w:val="single" w:sz="4" w:space="0" w:color="C0C0C0"/>
-                    <w:right w:val="single" w:sz="4" w:space="0" w:color="C0C0C0"/>
-                  </w:tcBorders>
-                  <w:shd w:val="clear" w:color="auto" w:fill="FFFFFF" w:themeFill="background1"/>
-                  <w:hideMark/>
-                </w:tcPr>
-                <w:p>
-                  <w:pPr>
-                    <w:pStyle w:val="BodytextUSE"/>
-                    <w:jc w:val="center"/>
-                    <w:rPr>
-                      <w:rFonts w:ascii="Calibri" w:hAnsi="Calibri" w:cs="Calibri"/>
-                      <w:bCs w:val="0"/>
-                      <w:sz w:val="16"/>
-                      <w:szCs w:val="16"/>
-                      <w:lang w:val="en-GB"/>
-                    </w:rPr>
-                  </w:pPr>
-                  <w:r>
-                    <w:rPr>
-                      <w:rFonts w:ascii="Calibri" w:hAnsi="Calibri" w:cs="Calibri"/>
-                      <w:bCs w:val="0"/>
-                      <w:sz w:val="20"/>
-                      <w:szCs w:val="20"/>
-                      <w:lang w:val="en-GB"/>
-                    </w:rPr>
-                    <w:t xml:space="preserve">Impact </w:t>
-                  </w:r>
-                  <w:r>
-                    <w:rPr>
-                      <w:rFonts w:ascii="Calibri" w:hAnsi="Calibri" w:cs="Calibri"/>
-                      <w:bCs w:val="0"/>
-                      <w:sz w:val="20"/>
-                      <w:szCs w:val="20"/>
-                      <w:lang w:val="en-GB"/>
-                    </w:rPr>
-                    <w:t>Score</w:t>
-                  </w:r>
-                  <w:r>
-                    <w:rPr>
-                      <w:rFonts w:ascii="Calibri" w:hAnsi="Calibri" w:cs="Calibri"/>
-                      <w:bCs w:val="0"/>
-                      <w:sz w:val="20"/>
-                      <w:szCs w:val="20"/>
-                      <w:lang w:val="en-GB"/>
-                    </w:rPr>
-                    <w:t xml:space="preserve"> = 6.</w:t>
-                  </w:r>
-                  <w:r>
-                    <w:rPr>
-                      <w:rFonts w:ascii="Calibri" w:hAnsi="Calibri" w:cs="Calibri"/>
-                      <w:bCs w:val="0"/>
-                      <w:sz w:val="20"/>
-                      <w:szCs w:val="20"/>
-                      <w:lang w:val="en-GB"/>
-                    </w:rPr>
-                    <w:t>875</w:t>
-                  </w:r>
-                  <w:r>
-                    <w:rPr>
-                      <w:rFonts w:ascii="Calibri" w:hAnsi="Calibri" w:cs="Calibri"/>
-                      <w:bCs w:val="0"/>
-                      <w:sz w:val="20"/>
-                      <w:szCs w:val="20"/>
-                      <w:lang w:val="en-GB"/>
-                    </w:rPr>
-                    <w:t xml:space="preserve"> (High)</w:t>
-                  </w:r>
-                </w:p>
-              </w:tc>
-            </w:tr>
-          </w:tbl>
-          <w:p>
-            <w:pPr>
-              <w:jc w:val="center"/>
-              <w:rPr>
-                <w:rFonts w:ascii="Calibri" w:hAnsi="Calibri" w:cs="Calibri"/>
-                <w:b/>
-                <w:bCs/>
               </w:rPr>
             </w:pPr>
           </w:p>
           <w:p>
             <w:pPr>
               <w:rPr>
-                <w:rFonts w:ascii="Calibri" w:hAnsi="Calibri" w:cs="Calibri"/>
-                <w:b/>
-                <w:bCs/>
+                <w:rFonts w:asciiTheme="minorHAnsi" w:hAnsiTheme="minorHAnsi" w:cstheme="minorHAnsi"/>
+                <w:sz w:val="22"/>
+                <w:szCs w:val="32"/>
+              </w:rPr>
+            </w:pPr>
+            <w:r>
+              <w:rPr>
+                <w:rFonts w:asciiTheme="minorHAnsi" w:hAnsiTheme="minorHAnsi" w:cstheme="minorHAnsi"/>
+                <w:sz w:val="22"/>
+                <w:szCs w:val="32"/>
+              </w:rPr>
+              <w:t xml:space="preserve">{{ </w:t>
+            </w:r>
+            <w:proofErr w:type="spellStart"/>
+            <w:r>
+              <w:rPr>
+                <w:rFonts w:asciiTheme="minorHAnsi" w:hAnsiTheme="minorHAnsi" w:cstheme="minorHAnsi"/>
+                <w:sz w:val="22"/>
+                <w:szCs w:val="32"/>
+              </w:rPr>
+              <w:t>f.poc_content</w:t>
+            </w:r>
+            <w:proofErr w:type="spellEnd"/>
+            <w:r>
+              <w:rPr>
+                <w:rFonts w:asciiTheme="minorHAnsi" w:hAnsiTheme="minorHAnsi" w:cstheme="minorHAnsi"/>
+                <w:sz w:val="22"/>
+                <w:szCs w:val="32"/>
+              </w:rPr>
+              <w:t xml:space="preserve"> }}</w:t>
+            </w:r>
+          </w:p>
+          <w:p>
+            <w:pPr>
+              <w:rPr>
+                <w:rFonts w:asciiTheme="minorHAnsi" w:hAnsiTheme="minorHAnsi" w:cstheme="minorHAnsi"/>
               </w:rPr>
             </w:pPr>
           </w:p>
@@ -2516,6 +763,32 @@
                 <w:szCs w:val="32"/>
               </w:rPr>
             </w:pPr>
+            <w:r>
+              <w:rPr>
+                <w:rFonts w:ascii="Calibri" w:hAnsi="Calibri" w:cs="Calibri"/>
+                <w:sz w:val="22"/>
+                <w:szCs w:val="32"/>
+              </w:rPr>
+              <w:t xml:space="preserve">{{ </w:t>
+            </w:r>
+            <w:proofErr w:type="spellStart"/>
+            <w:r>
+              <w:rPr>
+                <w:rFonts w:ascii="Calibri" w:hAnsi="Calibri" w:cs="Calibri"/>
+                <w:sz w:val="22"/>
+                <w:szCs w:val="32"/>
+              </w:rPr>
+              <w:t>f.remediation_text</w:t>
+            </w:r>
+            <w:proofErr w:type="spellEnd"/>
+            <w:r>
+              <w:rPr>
+                <w:rFonts w:ascii="Calibri" w:hAnsi="Calibri" w:cs="Calibri"/>
+                <w:sz w:val="22"/>
+                <w:szCs w:val="32"/>
+              </w:rPr>
+              <w:t xml:space="preserve"> }}</w:t>
+            </w:r>
           </w:p>
         </w:tc>
       </w:tr>
@@ -2559,6 +832,32 @@
                 <w:szCs w:val="32"/>
               </w:rPr>
             </w:pPr>
+            <w:r>
+              <w:rPr>
+                <w:rFonts w:ascii="Calibri" w:hAnsi="Calibri" w:cs="Calibri"/>
+                <w:sz w:val="22"/>
+                <w:szCs w:val="32"/>
+              </w:rPr>
+              <w:t xml:space="preserve">{{ </w:t>
+            </w:r>
+            <w:proofErr w:type="spellStart"/>
+            <w:r>
+              <w:rPr>
+                <w:rFonts w:ascii="Calibri" w:hAnsi="Calibri" w:cs="Calibri"/>
+                <w:sz w:val="22"/>
+                <w:szCs w:val="32"/>
+              </w:rPr>
+              <w:t>f.references_url</w:t>
+            </w:r>
+            <w:proofErr w:type="spellEnd"/>
+            <w:r>
+              <w:rPr>
+                <w:rFonts w:ascii="Calibri" w:hAnsi="Calibri" w:cs="Calibri"/>
+                <w:sz w:val="22"/>
+                <w:szCs w:val="32"/>
+              </w:rPr>
+              <w:t xml:space="preserve"> }}</w:t>
+            </w:r>
           </w:p>
           <w:p>
             <w:pPr>
